--- a/por/docx/56.content.docx
+++ b/por/docx/56.content.docx
@@ -19,7 +19,7 @@
         <w:rPr>
           <w:lang w:val="pt_PT" w:bidi="pt_PT"/>
         </w:rPr>
-        <w:t>Resource: Notas de Estudo - Introduções aos Livros (Tyndale)</w:t>
+        <w:t>Resource: Tyndale Open Study Notes</w:t>
       </w:r>
       <w:r>
         <w:rPr>
@@ -112,7 +112,7 @@
         <w:rPr>
           <w:lang w:val="pt_PT" w:bidi="pt_PT"/>
         </w:rPr>
-        <w:t>Notas de Estudo - Introduções aos Livros (Tyndale)</w:t>
+        <w:t>Tyndale Open Study Notes</w:t>
       </w:r>
     </w:p>
     <w:p>

--- a/por/docx/56.content.docx
+++ b/por/docx/56.content.docx
@@ -19,7 +19,7 @@
         <w:rPr>
           <w:lang w:val="pt_PT" w:bidi="pt_PT"/>
         </w:rPr>
-        <w:t>Resource: Tyndale Open Study Notes</w:t>
+        <w:t>Resource: Aquifer Open Study Notes (Book Intros)</w:t>
       </w:r>
       <w:r>
         <w:rPr>
@@ -112,7 +112,7 @@
         <w:rPr>
           <w:lang w:val="pt_PT" w:bidi="pt_PT"/>
         </w:rPr>
-        <w:t>Tyndale Open Study Notes</w:t>
+        <w:t>Aquifer Open Study Notes (Book Intros)</w:t>
       </w:r>
     </w:p>
     <w:p>

--- a/por/docx/56.content.docx
+++ b/por/docx/56.content.docx
@@ -258,72 +258,48 @@
         </w:rPr>
         <w:t>Um grupo de Creta estava em Jerusalém durante o Pentecostes no nascimento da igreja cristã (</w:t>
       </w:r>
-      <w:hyperlink r:id="rId13">
-        <w:r>
-          <w:rPr>
-            <w:lang w:val="pt_PT" w:bidi="pt_PT"/>
-          </w:rPr>
-          <w:rPr>
-            <w:color w:val="0000EE"/>
-            <w:u w:val="single"/>
-          </w:rPr>
-          <w:t>Atos 2.11</w:t>
-        </w:r>
-      </w:hyperlink>
+      <w:r>
+        <w:rPr>
+          <w:lang w:val="pt_PT" w:bidi="pt_PT"/>
+        </w:rPr>
+        <w:t>Atos 2.11</w:t>
+      </w:r>
       <w:r>
         <w:rPr>
           <w:lang w:val="pt_PT" w:bidi="pt_PT"/>
         </w:rPr>
         <w:t xml:space="preserve">). Alguns deles poderiam ter levado a fé cristã de volta para a ilha naquela época, mas esta carta a Tito sugere que a igreja em Creta havia sido recentemente fundada como resultado da missão de Paulo (veja </w:t>
       </w:r>
-      <w:hyperlink r:id="rId14">
-        <w:r>
-          <w:rPr>
-            <w:lang w:val="pt_PT" w:bidi="pt_PT"/>
-          </w:rPr>
-          <w:rPr>
-            <w:color w:val="0000EE"/>
-            <w:u w:val="single"/>
-          </w:rPr>
-          <w:t>Tito 1.5</w:t>
-        </w:r>
-      </w:hyperlink>
+      <w:r>
+        <w:rPr>
+          <w:lang w:val="pt_PT" w:bidi="pt_PT"/>
+        </w:rPr>
+        <w:t>Tito 1.5</w:t>
+      </w:r>
       <w:r>
         <w:rPr>
           <w:lang w:val="pt_PT" w:bidi="pt_PT"/>
         </w:rPr>
         <w:t>). A única outra menção de Creta no Novo Testamento ocorre durante a transferência de Paulo para Roma como prisioneiro (</w:t>
       </w:r>
-      <w:hyperlink r:id="rId15">
-        <w:r>
-          <w:rPr>
-            <w:lang w:val="pt_PT" w:bidi="pt_PT"/>
-          </w:rPr>
-          <w:rPr>
-            <w:color w:val="0000EE"/>
-            <w:u w:val="single"/>
-          </w:rPr>
-          <w:t>Atos 27.7–21</w:t>
-        </w:r>
-      </w:hyperlink>
+      <w:r>
+        <w:rPr>
+          <w:lang w:val="pt_PT" w:bidi="pt_PT"/>
+        </w:rPr>
+        <w:t>Atos 27.7–21</w:t>
+      </w:r>
       <w:r>
         <w:rPr>
           <w:lang w:val="pt_PT" w:bidi="pt_PT"/>
         </w:rPr>
         <w:t xml:space="preserve">). Paulo não teve oportunidade de realizar um ministério ativo em Creta naquela época. Muito provavelmente, o trabalho de Paulo em Creta começou após os eventos em </w:t>
       </w:r>
-      <w:hyperlink r:id="rId16">
-        <w:r>
-          <w:rPr>
-            <w:lang w:val="pt_PT" w:bidi="pt_PT"/>
-          </w:rPr>
-          <w:rPr>
-            <w:color w:val="0000EE"/>
-            <w:u w:val="single"/>
-          </w:rPr>
-          <w:t>Atos 28.1–31</w:t>
-        </w:r>
-      </w:hyperlink>
+      <w:r>
+        <w:rPr>
+          <w:lang w:val="pt_PT" w:bidi="pt_PT"/>
+        </w:rPr>
+        <w:t>Atos 28.1–31</w:t>
+      </w:r>
       <w:r>
         <w:rPr>
           <w:lang w:val="pt_PT" w:bidi="pt_PT"/>
@@ -344,90 +320,60 @@
         </w:rPr>
         <w:t xml:space="preserve">Como durante sua primeira viagem missionária fora de Antioquia, Paulo havia começado a igreja em Creta sem nomear líderes. Assim como nas primeiras igrejas, ele queria agora que líderes fossem estabelecidos. (cp. </w:t>
       </w:r>
-      <w:hyperlink r:id="rId17">
-        <w:r>
-          <w:rPr>
-            <w:lang w:val="pt_PT" w:bidi="pt_PT"/>
-          </w:rPr>
-          <w:rPr>
-            <w:color w:val="0000EE"/>
-            <w:u w:val="single"/>
-          </w:rPr>
-          <w:t>Atos 14.23</w:t>
-        </w:r>
-      </w:hyperlink>
+      <w:r>
+        <w:rPr>
+          <w:lang w:val="pt_PT" w:bidi="pt_PT"/>
+        </w:rPr>
+        <w:t>Atos 14.23</w:t>
+      </w:r>
       <w:r>
         <w:rPr>
           <w:lang w:val="pt_PT" w:bidi="pt_PT"/>
         </w:rPr>
         <w:t>), embora neste caso ele delegasse a responsabilidade a Tito, um companheiro de trabalho de longa data. Paulo estava indo para Nicópolis (na Costa Oeste da Grécia moderna), e ele queria que Tito se juntasse a ele lá quando Ártemas ou Tíquico havia chegado à ilha de Creta (</w:t>
       </w:r>
-      <w:hyperlink r:id="rId18">
-        <w:r>
-          <w:rPr>
-            <w:lang w:val="pt_PT" w:bidi="pt_PT"/>
-          </w:rPr>
-          <w:rPr>
-            <w:color w:val="0000EE"/>
-            <w:u w:val="single"/>
-          </w:rPr>
-          <w:t>Tito 3.12</w:t>
-        </w:r>
-      </w:hyperlink>
+      <w:r>
+        <w:rPr>
+          <w:lang w:val="pt_PT" w:bidi="pt_PT"/>
+        </w:rPr>
+        <w:t>Tito 3.12</w:t>
+      </w:r>
       <w:r>
         <w:rPr>
           <w:lang w:val="pt_PT" w:bidi="pt_PT"/>
         </w:rPr>
         <w:t xml:space="preserve">). O plano de Paulo para passar o inverno em Nicópolis sugere que ele planejava navegar para Oeste de lá quando a primavera chegasse (veja </w:t>
       </w:r>
-      <w:hyperlink r:id="rId19">
-        <w:r>
-          <w:rPr>
-            <w:lang w:val="pt_PT" w:bidi="pt_PT"/>
-          </w:rPr>
-          <w:rPr>
-            <w:color w:val="0000EE"/>
-            <w:u w:val="single"/>
-          </w:rPr>
-          <w:t>2Tm 4.21</w:t>
-        </w:r>
-      </w:hyperlink>
+      <w:r>
+        <w:rPr>
+          <w:lang w:val="pt_PT" w:bidi="pt_PT"/>
+        </w:rPr>
+        <w:t>2Tm 4.21</w:t>
+      </w:r>
       <w:r>
         <w:rPr>
           <w:lang w:val="pt_PT" w:bidi="pt_PT"/>
         </w:rPr>
         <w:t xml:space="preserve">), provavelmente indo para a Itália e possivelmente para a Espanha (veja </w:t>
       </w:r>
-      <w:hyperlink r:id="rId20">
-        <w:r>
-          <w:rPr>
-            <w:lang w:val="pt_PT" w:bidi="pt_PT"/>
-          </w:rPr>
-          <w:rPr>
-            <w:color w:val="0000EE"/>
-            <w:u w:val="single"/>
-          </w:rPr>
-          <w:t>Rm 15.24</w:t>
-        </w:r>
-      </w:hyperlink>
+      <w:r>
+        <w:rPr>
+          <w:lang w:val="pt_PT" w:bidi="pt_PT"/>
+        </w:rPr>
+        <w:t>Rm 15.24</w:t>
+      </w:r>
       <w:r>
         <w:rPr>
           <w:lang w:val="pt_PT" w:bidi="pt_PT"/>
         </w:rPr>
         <w:t xml:space="preserve">, </w:t>
       </w:r>
-      <w:hyperlink r:id="rId21">
-        <w:r>
-          <w:rPr>
-            <w:lang w:val="pt_PT" w:bidi="pt_PT"/>
-          </w:rPr>
-          <w:rPr>
-            <w:color w:val="0000EE"/>
-            <w:u w:val="single"/>
-          </w:rPr>
-          <w:t>28</w:t>
-        </w:r>
-      </w:hyperlink>
+      <w:r>
+        <w:rPr>
+          <w:lang w:val="pt_PT" w:bidi="pt_PT"/>
+        </w:rPr>
+        <w:t>28</w:t>
+      </w:r>
       <w:r>
         <w:rPr>
           <w:lang w:val="pt_PT" w:bidi="pt_PT"/>
@@ -473,72 +419,48 @@
         </w:rPr>
         <w:t>A carta a Tito é totalmente prática, definindo o tom que Tito deveria seguir. Cada seção do corpo da carta (</w:t>
       </w:r>
-      <w:hyperlink r:id="rId22">
-        <w:r>
-          <w:rPr>
-            <w:lang w:val="pt_PT" w:bidi="pt_PT"/>
-          </w:rPr>
-          <w:rPr>
-            <w:color w:val="0000EE"/>
-            <w:u w:val="single"/>
-          </w:rPr>
-          <w:t>1.5–3.11</w:t>
-        </w:r>
-      </w:hyperlink>
+      <w:r>
+        <w:rPr>
+          <w:lang w:val="pt_PT" w:bidi="pt_PT"/>
+        </w:rPr>
+        <w:t>1.5–3.11</w:t>
+      </w:r>
       <w:r>
         <w:rPr>
           <w:lang w:val="pt_PT" w:bidi="pt_PT"/>
         </w:rPr>
         <w:t>) é composta em um padrão de instruções, racionalidade e responsabilidades. Paulo constantemente repete este padrão — seja abordando a nomeação de presbíteros (</w:t>
       </w:r>
-      <w:hyperlink r:id="rId23">
-        <w:r>
-          <w:rPr>
-            <w:lang w:val="pt_PT" w:bidi="pt_PT"/>
-          </w:rPr>
-          <w:rPr>
-            <w:color w:val="0000EE"/>
-            <w:u w:val="single"/>
-          </w:rPr>
-          <w:t>1.5–16</w:t>
-        </w:r>
-      </w:hyperlink>
+      <w:r>
+        <w:rPr>
+          <w:lang w:val="pt_PT" w:bidi="pt_PT"/>
+        </w:rPr>
+        <w:t>1.5–16</w:t>
+      </w:r>
       <w:r>
         <w:rPr>
           <w:lang w:val="pt_PT" w:bidi="pt_PT"/>
         </w:rPr>
         <w:t>), conduta correta entre os membros da família da fé (</w:t>
       </w:r>
-      <w:hyperlink r:id="rId24">
-        <w:r>
-          <w:rPr>
-            <w:lang w:val="pt_PT" w:bidi="pt_PT"/>
-          </w:rPr>
-          <w:rPr>
-            <w:color w:val="0000EE"/>
-            <w:u w:val="single"/>
-          </w:rPr>
-          <w:t>2.1–15</w:t>
-        </w:r>
-      </w:hyperlink>
+      <w:r>
+        <w:rPr>
+          <w:lang w:val="pt_PT" w:bidi="pt_PT"/>
+        </w:rPr>
+        <w:t>2.1–15</w:t>
+      </w:r>
       <w:r>
         <w:rPr>
           <w:lang w:val="pt_PT" w:bidi="pt_PT"/>
         </w:rPr>
         <w:t>), ou conduta correta na sociedade em geral (</w:t>
       </w:r>
-      <w:hyperlink r:id="rId25">
-        <w:r>
-          <w:rPr>
-            <w:lang w:val="pt_PT" w:bidi="pt_PT"/>
-          </w:rPr>
-          <w:rPr>
-            <w:color w:val="0000EE"/>
-            <w:u w:val="single"/>
-          </w:rPr>
-          <w:t>3.1–11</w:t>
-        </w:r>
-      </w:hyperlink>
+      <w:r>
+        <w:rPr>
+          <w:lang w:val="pt_PT" w:bidi="pt_PT"/>
+        </w:rPr>
+        <w:t>3.1–11</w:t>
+      </w:r>
       <w:r>
         <w:rPr>
           <w:lang w:val="pt_PT" w:bidi="pt_PT"/>
@@ -570,36 +492,24 @@
         </w:rPr>
         <w:t xml:space="preserve">Tito foi escrito aproximadamente ao mesmo tempo que 1 Timóteo. É possível que Paulo tenha escrito essas cartas e 2 Timóteo num período anterior à sua prisão em </w:t>
       </w:r>
-      <w:hyperlink r:id="rId26">
-        <w:r>
-          <w:rPr>
-            <w:lang w:val="pt_PT" w:bidi="pt_PT"/>
-          </w:rPr>
-          <w:rPr>
-            <w:color w:val="0000EE"/>
-            <w:u w:val="single"/>
-          </w:rPr>
-          <w:t>Atos 21</w:t>
-        </w:r>
-      </w:hyperlink>
+      <w:r>
+        <w:rPr>
+          <w:lang w:val="pt_PT" w:bidi="pt_PT"/>
+        </w:rPr>
+        <w:t>Atos 21</w:t>
+      </w:r>
       <w:r>
         <w:rPr>
           <w:lang w:val="pt_PT" w:bidi="pt_PT"/>
         </w:rPr>
         <w:t xml:space="preserve">, mas uma data após o aprisionamento em </w:t>
       </w:r>
-      <w:hyperlink r:id="rId16">
-        <w:r>
-          <w:rPr>
-            <w:lang w:val="pt_PT" w:bidi="pt_PT"/>
-          </w:rPr>
-          <w:rPr>
-            <w:color w:val="0000EE"/>
-            <w:u w:val="single"/>
-          </w:rPr>
-          <w:t>Atos 28</w:t>
-        </w:r>
-      </w:hyperlink>
+      <w:r>
+        <w:rPr>
+          <w:lang w:val="pt_PT" w:bidi="pt_PT"/>
+        </w:rPr>
+        <w:t>Atos 28</w:t>
+      </w:r>
       <w:r>
         <w:rPr>
           <w:lang w:val="pt_PT" w:bidi="pt_PT"/>
@@ -655,36 +565,24 @@
         </w:rPr>
         <w:t>). A ideia de um grande benfeitor humano sendo exaltado ao status de um deus em virtude das boas ações contradiz as Boas Novas. Deus graciosamente reduziu-se à humanidade em Jesus Cristo — “nosso grande Deus e Salvador” (</w:t>
       </w:r>
-      <w:hyperlink r:id="rId27">
-        <w:r>
-          <w:rPr>
-            <w:lang w:val="pt_PT" w:bidi="pt_PT"/>
-          </w:rPr>
-          <w:rPr>
-            <w:color w:val="0000EE"/>
-            <w:u w:val="single"/>
-          </w:rPr>
-          <w:t>2.13</w:t>
-        </w:r>
-      </w:hyperlink>
+      <w:r>
+        <w:rPr>
+          <w:lang w:val="pt_PT" w:bidi="pt_PT"/>
+        </w:rPr>
+        <w:t>2.13</w:t>
+      </w:r>
       <w:r>
         <w:rPr>
           <w:lang w:val="pt_PT" w:bidi="pt_PT"/>
         </w:rPr>
         <w:t>) — oferecendo salvação através de pura misericórdia (</w:t>
       </w:r>
-      <w:hyperlink r:id="rId28">
-        <w:r>
-          <w:rPr>
-            <w:lang w:val="pt_PT" w:bidi="pt_PT"/>
-          </w:rPr>
-          <w:rPr>
-            <w:color w:val="0000EE"/>
-            <w:u w:val="single"/>
-          </w:rPr>
-          <w:t>3.5</w:t>
-        </w:r>
-      </w:hyperlink>
+      <w:r>
+        <w:rPr>
+          <w:lang w:val="pt_PT" w:bidi="pt_PT"/>
+        </w:rPr>
+        <w:t>3.5</w:t>
+      </w:r>
       <w:r>
         <w:rPr>
           <w:lang w:val="pt_PT" w:bidi="pt_PT"/>
@@ -716,90 +614,60 @@
         </w:rPr>
         <w:t>Embora Creta esteja a alguma distância da igreja em Éfeso (os destinatários de 1 e 2 Timóteo), há alguns paralelos intrigantes entre as duas situações. A caracterização dos falsos mestres e seu ensino (</w:t>
       </w:r>
-      <w:hyperlink r:id="rId29">
-        <w:r>
-          <w:rPr>
-            <w:lang w:val="pt_PT" w:bidi="pt_PT"/>
-          </w:rPr>
-          <w:rPr>
-            <w:color w:val="0000EE"/>
-            <w:u w:val="single"/>
-          </w:rPr>
-          <w:t>Tito 1.10–16</w:t>
-        </w:r>
-      </w:hyperlink>
+      <w:r>
+        <w:rPr>
+          <w:lang w:val="pt_PT" w:bidi="pt_PT"/>
+        </w:rPr>
+        <w:t>Tito 1.10–16</w:t>
+      </w:r>
       <w:r>
         <w:rPr>
           <w:lang w:val="pt_PT" w:bidi="pt_PT"/>
         </w:rPr>
         <w:t xml:space="preserve">) sugere que ensinamentos bastante semelhantes estavam sendo confrontados em ambos os lugares (veja </w:t>
       </w:r>
-      <w:hyperlink r:id="rId30">
-        <w:r>
-          <w:rPr>
-            <w:lang w:val="pt_PT" w:bidi="pt_PT"/>
-          </w:rPr>
-          <w:rPr>
-            <w:color w:val="0000EE"/>
-            <w:u w:val="single"/>
-          </w:rPr>
-          <w:t>1Tm 1.4–7</w:t>
-        </w:r>
-      </w:hyperlink>
+      <w:r>
+        <w:rPr>
+          <w:lang w:val="pt_PT" w:bidi="pt_PT"/>
+        </w:rPr>
+        <w:t>1Tm 1.4–7</w:t>
+      </w:r>
       <w:r>
         <w:rPr>
           <w:lang w:val="pt_PT" w:bidi="pt_PT"/>
         </w:rPr>
         <w:t xml:space="preserve">; </w:t>
       </w:r>
-      <w:hyperlink r:id="rId31">
-        <w:r>
-          <w:rPr>
-            <w:lang w:val="pt_PT" w:bidi="pt_PT"/>
-          </w:rPr>
-          <w:rPr>
-            <w:color w:val="0000EE"/>
-            <w:u w:val="single"/>
-          </w:rPr>
-          <w:t>4.1–4</w:t>
-        </w:r>
-      </w:hyperlink>
+      <w:r>
+        <w:rPr>
+          <w:lang w:val="pt_PT" w:bidi="pt_PT"/>
+        </w:rPr>
+        <w:t>4.1–4</w:t>
+      </w:r>
       <w:r>
         <w:rPr>
           <w:lang w:val="pt_PT" w:bidi="pt_PT"/>
         </w:rPr>
         <w:t xml:space="preserve">; </w:t>
       </w:r>
-      <w:hyperlink r:id="rId32">
-        <w:r>
-          <w:rPr>
-            <w:lang w:val="pt_PT" w:bidi="pt_PT"/>
-          </w:rPr>
-          <w:rPr>
-            <w:color w:val="0000EE"/>
-            <w:u w:val="single"/>
-          </w:rPr>
-          <w:t>2Tm 3.1–7</w:t>
-        </w:r>
-      </w:hyperlink>
+      <w:r>
+        <w:rPr>
+          <w:lang w:val="pt_PT" w:bidi="pt_PT"/>
+        </w:rPr>
+        <w:t>2Tm 3.1–7</w:t>
+      </w:r>
       <w:r>
         <w:rPr>
           <w:lang w:val="pt_PT" w:bidi="pt_PT"/>
         </w:rPr>
         <w:t xml:space="preserve">; </w:t>
       </w:r>
-      <w:hyperlink r:id="rId33">
-        <w:r>
-          <w:rPr>
-            <w:lang w:val="pt_PT" w:bidi="pt_PT"/>
-          </w:rPr>
-          <w:rPr>
-            <w:color w:val="0000EE"/>
-            <w:u w:val="single"/>
-          </w:rPr>
-          <w:t>4.3–4</w:t>
-        </w:r>
-      </w:hyperlink>
+      <w:r>
+        <w:rPr>
+          <w:lang w:val="pt_PT" w:bidi="pt_PT"/>
+        </w:rPr>
+        <w:t>4.3–4</w:t>
+      </w:r>
       <w:r>
         <w:rPr>
           <w:lang w:val="pt_PT" w:bidi="pt_PT"/>
@@ -820,162 +688,108 @@
         </w:rPr>
         <w:t>Dito isso, a situação em Creta como abordada em Tito não é idêntica à de Éfeso em 1 e 2 Timóteo. Evidentemente, a igreja em Creta era nova, enquanto a igreja em Éfeso estava há muito tempo estabelecida. Creta era socialmente menos civilizada do que Éfeso. A juventude da igreja em Creta pode explicar a ausência de uma lista de viúvas (</w:t>
       </w:r>
-      <w:hyperlink r:id="rId34">
-        <w:r>
-          <w:rPr>
-            <w:lang w:val="pt_PT" w:bidi="pt_PT"/>
-          </w:rPr>
-          <w:rPr>
-            <w:color w:val="0000EE"/>
-            <w:u w:val="single"/>
-          </w:rPr>
-          <w:t>1Tm 5.3–16</w:t>
-        </w:r>
-      </w:hyperlink>
+      <w:r>
+        <w:rPr>
+          <w:lang w:val="pt_PT" w:bidi="pt_PT"/>
+        </w:rPr>
+        <w:t>1Tm 5.3–16</w:t>
+      </w:r>
       <w:r>
         <w:rPr>
           <w:lang w:val="pt_PT" w:bidi="pt_PT"/>
         </w:rPr>
         <w:t>) e diáconos (</w:t>
       </w:r>
-      <w:hyperlink r:id="rId35">
-        <w:r>
-          <w:rPr>
-            <w:lang w:val="pt_PT" w:bidi="pt_PT"/>
-          </w:rPr>
-          <w:rPr>
-            <w:color w:val="0000EE"/>
-            <w:u w:val="single"/>
-          </w:rPr>
-          <w:t>1Tm 3.8–13</w:t>
-        </w:r>
-      </w:hyperlink>
+      <w:r>
+        <w:rPr>
+          <w:lang w:val="pt_PT" w:bidi="pt_PT"/>
+        </w:rPr>
+        <w:t>1Tm 3.8–13</w:t>
+      </w:r>
       <w:r>
         <w:rPr>
           <w:lang w:val="pt_PT" w:bidi="pt_PT"/>
         </w:rPr>
         <w:t xml:space="preserve">). As diferenças entre os causadores de problemas podem explicar o silêncio sobre o assunto das mulheres como mestres (veja </w:t>
       </w:r>
-      <w:hyperlink r:id="rId36">
-        <w:r>
-          <w:rPr>
-            <w:lang w:val="pt_PT" w:bidi="pt_PT"/>
-          </w:rPr>
-          <w:rPr>
-            <w:color w:val="0000EE"/>
-            <w:u w:val="single"/>
-          </w:rPr>
-          <w:t>1Tm 2.11–15</w:t>
-        </w:r>
-      </w:hyperlink>
+      <w:r>
+        <w:rPr>
+          <w:lang w:val="pt_PT" w:bidi="pt_PT"/>
+        </w:rPr>
+        <w:t>1Tm 2.11–15</w:t>
+      </w:r>
       <w:r>
         <w:rPr>
           <w:lang w:val="pt_PT" w:bidi="pt_PT"/>
         </w:rPr>
         <w:t>). Os critérios para líderes (</w:t>
       </w:r>
-      <w:hyperlink r:id="rId37">
-        <w:r>
-          <w:rPr>
-            <w:lang w:val="pt_PT" w:bidi="pt_PT"/>
-          </w:rPr>
-          <w:rPr>
-            <w:color w:val="0000EE"/>
-            <w:u w:val="single"/>
-          </w:rPr>
-          <w:t>Tito 1.6–9</w:t>
-        </w:r>
-      </w:hyperlink>
+      <w:r>
+        <w:rPr>
+          <w:lang w:val="pt_PT" w:bidi="pt_PT"/>
+        </w:rPr>
+        <w:t>Tito 1.6–9</w:t>
+      </w:r>
       <w:r>
         <w:rPr>
           <w:lang w:val="pt_PT" w:bidi="pt_PT"/>
         </w:rPr>
         <w:t xml:space="preserve">), bem como os padrões de conduta para os membros da comunidade (veja </w:t>
       </w:r>
-      <w:hyperlink r:id="rId38">
-        <w:r>
-          <w:rPr>
-            <w:lang w:val="pt_PT" w:bidi="pt_PT"/>
-          </w:rPr>
-          <w:rPr>
-            <w:color w:val="0000EE"/>
-            <w:u w:val="single"/>
-          </w:rPr>
-          <w:t>2.1–10</w:t>
-        </w:r>
-      </w:hyperlink>
+      <w:r>
+        <w:rPr>
+          <w:lang w:val="pt_PT" w:bidi="pt_PT"/>
+        </w:rPr>
+        <w:t>2.1–10</w:t>
+      </w:r>
       <w:r>
         <w:rPr>
           <w:lang w:val="pt_PT" w:bidi="pt_PT"/>
         </w:rPr>
         <w:t>), podem representar diminuição no padrão para acomodar novos convertidos de uma origem mais inculta. Finalmente, a ênfase em guardar o que lhe foi confiado, tão importante em Timóteo (</w:t>
       </w:r>
-      <w:hyperlink r:id="rId39">
-        <w:r>
-          <w:rPr>
-            <w:lang w:val="pt_PT" w:bidi="pt_PT"/>
-          </w:rPr>
-          <w:rPr>
-            <w:color w:val="0000EE"/>
-            <w:u w:val="single"/>
-          </w:rPr>
-          <w:t>1Tm 1.18</w:t>
-        </w:r>
-      </w:hyperlink>
+      <w:r>
+        <w:rPr>
+          <w:lang w:val="pt_PT" w:bidi="pt_PT"/>
+        </w:rPr>
+        <w:t>1Tm 1.18</w:t>
+      </w:r>
       <w:r>
         <w:rPr>
           <w:lang w:val="pt_PT" w:bidi="pt_PT"/>
         </w:rPr>
         <w:t xml:space="preserve">; </w:t>
       </w:r>
-      <w:hyperlink r:id="rId40">
-        <w:r>
-          <w:rPr>
-            <w:lang w:val="pt_PT" w:bidi="pt_PT"/>
-          </w:rPr>
-          <w:rPr>
-            <w:color w:val="0000EE"/>
-            <w:u w:val="single"/>
-          </w:rPr>
-          <w:t>6.20</w:t>
-        </w:r>
-      </w:hyperlink>
+      <w:r>
+        <w:rPr>
+          <w:lang w:val="pt_PT" w:bidi="pt_PT"/>
+        </w:rPr>
+        <w:t>6.20</w:t>
+      </w:r>
       <w:r>
         <w:rPr>
           <w:lang w:val="pt_PT" w:bidi="pt_PT"/>
         </w:rPr>
         <w:t xml:space="preserve">; </w:t>
       </w:r>
-      <w:hyperlink r:id="rId41">
-        <w:r>
-          <w:rPr>
-            <w:lang w:val="pt_PT" w:bidi="pt_PT"/>
-          </w:rPr>
-          <w:rPr>
-            <w:color w:val="0000EE"/>
-            <w:u w:val="single"/>
-          </w:rPr>
-          <w:t>2Tm 1.12–14</w:t>
-        </w:r>
-      </w:hyperlink>
+      <w:r>
+        <w:rPr>
+          <w:lang w:val="pt_PT" w:bidi="pt_PT"/>
+        </w:rPr>
+        <w:t>2Tm 1.12–14</w:t>
+      </w:r>
       <w:r>
         <w:rPr>
           <w:lang w:val="pt_PT" w:bidi="pt_PT"/>
         </w:rPr>
         <w:t xml:space="preserve">; </w:t>
       </w:r>
-      <w:hyperlink r:id="rId42">
-        <w:r>
-          <w:rPr>
-            <w:lang w:val="pt_PT" w:bidi="pt_PT"/>
-          </w:rPr>
-          <w:rPr>
-            <w:color w:val="0000EE"/>
-            <w:u w:val="single"/>
-          </w:rPr>
-          <w:t>2.2</w:t>
-        </w:r>
-      </w:hyperlink>
+      <w:r>
+        <w:rPr>
+          <w:lang w:val="pt_PT" w:bidi="pt_PT"/>
+        </w:rPr>
+        <w:t>2.2</w:t>
+      </w:r>
       <w:r>
         <w:rPr>
           <w:lang w:val="pt_PT" w:bidi="pt_PT"/>
@@ -1007,72 +821,48 @@
         </w:rPr>
         <w:t>O cerne desta carta é a percepção de que a comunidade cristã deve manifestar a graça salvadora de Deus, que foi revelada ao mundo na pessoa e na obra de Jesus Cristo. O comportamento da comunidade entre seus membros e em relação aos que estão de fora, deve ser consistente com a maneira que Deus havia lidado com eles. Os cristãos devem incorporar a graça de Deus no mundo e em direção ao mundo. Ao fazer isso, eles propagarão as Boas Novas dentro de seu território e cultura (</w:t>
       </w:r>
-      <w:hyperlink r:id="rId43">
-        <w:r>
-          <w:rPr>
-            <w:lang w:val="pt_PT" w:bidi="pt_PT"/>
-          </w:rPr>
-          <w:rPr>
-            <w:color w:val="0000EE"/>
-            <w:u w:val="single"/>
-          </w:rPr>
-          <w:t>2.10–11</w:t>
-        </w:r>
-      </w:hyperlink>
+      <w:r>
+        <w:rPr>
+          <w:lang w:val="pt_PT" w:bidi="pt_PT"/>
+        </w:rPr>
+        <w:t>2.10–11</w:t>
+      </w:r>
       <w:r>
         <w:rPr>
           <w:lang w:val="pt_PT" w:bidi="pt_PT"/>
         </w:rPr>
         <w:t xml:space="preserve">; </w:t>
       </w:r>
-      <w:hyperlink r:id="rId44">
-        <w:r>
-          <w:rPr>
-            <w:lang w:val="pt_PT" w:bidi="pt_PT"/>
-          </w:rPr>
-          <w:rPr>
-            <w:color w:val="0000EE"/>
-            <w:u w:val="single"/>
-          </w:rPr>
-          <w:t>3.2–3</w:t>
-        </w:r>
-      </w:hyperlink>
+      <w:r>
+        <w:rPr>
+          <w:lang w:val="pt_PT" w:bidi="pt_PT"/>
+        </w:rPr>
+        <w:t>3.2–3</w:t>
+      </w:r>
       <w:r>
         <w:rPr>
           <w:lang w:val="pt_PT" w:bidi="pt_PT"/>
         </w:rPr>
         <w:t>,</w:t>
       </w:r>
-      <w:hyperlink r:id="rId45">
-        <w:r>
-          <w:rPr>
-            <w:lang w:val="pt_PT" w:bidi="pt_PT"/>
-          </w:rPr>
-          <w:rPr>
-            <w:color w:val="0000EE"/>
-            <w:u w:val="single"/>
-          </w:rPr>
-          <w:t>8</w:t>
-        </w:r>
-      </w:hyperlink>
+      <w:r>
+        <w:rPr>
+          <w:lang w:val="pt_PT" w:bidi="pt_PT"/>
+        </w:rPr>
+        <w:t>8</w:t>
+      </w:r>
       <w:r>
         <w:rPr>
           <w:lang w:val="pt_PT" w:bidi="pt_PT"/>
         </w:rPr>
         <w:t xml:space="preserve">; veja </w:t>
       </w:r>
-      <w:hyperlink r:id="rId46">
-        <w:r>
-          <w:rPr>
-            <w:lang w:val="pt_PT" w:bidi="pt_PT"/>
-          </w:rPr>
-          <w:rPr>
-            <w:color w:val="0000EE"/>
-            <w:u w:val="single"/>
-          </w:rPr>
-          <w:t>Mt 5.14–16</w:t>
-        </w:r>
-      </w:hyperlink>
+      <w:r>
+        <w:rPr>
+          <w:lang w:val="pt_PT" w:bidi="pt_PT"/>
+        </w:rPr>
+        <w:t>Mt 5.14–16</w:t>
+      </w:r>
       <w:r>
         <w:rPr>
           <w:lang w:val="pt_PT" w:bidi="pt_PT"/>
@@ -1093,36 +883,24 @@
         </w:rPr>
         <w:t>O drama da salvação divina da humanidade convida à participação. Como seguidores de Cristo, devemos assumir nosso papel nessa narrativa da graça. Nossas comunidades devem promover vidas piedosas, porque a manifestação da graça, na pessoa de Cristo, nos ensinou como viver e tornou tal vida possível (</w:t>
       </w:r>
-      <w:hyperlink r:id="rId24">
-        <w:r>
-          <w:rPr>
-            <w:lang w:val="pt_PT" w:bidi="pt_PT"/>
-          </w:rPr>
-          <w:rPr>
-            <w:color w:val="0000EE"/>
-            <w:u w:val="single"/>
-          </w:rPr>
-          <w:t>Tito 2.1–15</w:t>
-        </w:r>
-      </w:hyperlink>
+      <w:r>
+        <w:rPr>
+          <w:lang w:val="pt_PT" w:bidi="pt_PT"/>
+        </w:rPr>
+        <w:t>Tito 2.1–15</w:t>
+      </w:r>
       <w:r>
         <w:rPr>
           <w:lang w:val="pt_PT" w:bidi="pt_PT"/>
         </w:rPr>
         <w:t>). Como crentes individuais, também devemos nos comportar adequadamente em um mundo caído, com corações inclinados para a salvação dos outros. Devemos ter em mente como nossas vidas eram antes — lembrando como Deus lidou conosco, nos deu salvação e nos proveu nossa piedade (</w:t>
       </w:r>
-      <w:hyperlink r:id="rId25">
-        <w:r>
-          <w:rPr>
-            <w:lang w:val="pt_PT" w:bidi="pt_PT"/>
-          </w:rPr>
-          <w:rPr>
-            <w:color w:val="0000EE"/>
-            <w:u w:val="single"/>
-          </w:rPr>
-          <w:t>3.1–11</w:t>
-        </w:r>
-      </w:hyperlink>
+      <w:r>
+        <w:rPr>
+          <w:lang w:val="pt_PT" w:bidi="pt_PT"/>
+        </w:rPr>
+        <w:t>3.1–11</w:t>
+      </w:r>
       <w:r>
         <w:rPr>
           <w:lang w:val="pt_PT" w:bidi="pt_PT"/>
